--- a/resources/Templates/General_Notice_Of_Hearing_Template.docx
+++ b/resources/Templates/General_Notice_Of_Hearing_Template.docx
@@ -138,7 +138,16 @@
           <w:sz w:val="24"/>
           <w:szCs w:val="24"/>
         </w:rPr>
-        <w:t xml:space="preserve">Case No. {{ </w:t>
+        <w:t xml:space="preserve">Case No. </w:t>
+      </w:r>
+      <w:proofErr w:type="gramStart"/>
+      <w:r>
+        <w:rPr>
+          <w:rFonts w:ascii="Palatino Linotype" w:hAnsi="Palatino Linotype"/>
+          <w:sz w:val="24"/>
+          <w:szCs w:val="24"/>
+        </w:rPr>
+        <w:t xml:space="preserve">{{ </w:t>
       </w:r>
       <w:proofErr w:type="spellStart"/>
       <w:r>
@@ -147,7 +156,16 @@
           <w:sz w:val="24"/>
           <w:szCs w:val="24"/>
         </w:rPr>
-        <w:t>case_number</w:t>
+        <w:t>case</w:t>
+      </w:r>
+      <w:proofErr w:type="gramEnd"/>
+      <w:r>
+        <w:rPr>
+          <w:rFonts w:ascii="Palatino Linotype" w:hAnsi="Palatino Linotype"/>
+          <w:sz w:val="24"/>
+          <w:szCs w:val="24"/>
+        </w:rPr>
+        <w:t>_number</w:t>
       </w:r>
       <w:proofErr w:type="spellEnd"/>
       <w:r>
@@ -207,6 +225,7 @@
           <w:szCs w:val="24"/>
         </w:rPr>
       </w:pPr>
+      <w:proofErr w:type="gramStart"/>
       <w:r>
         <w:rPr>
           <w:rFonts w:ascii="Palatino Linotype" w:hAnsi="Palatino Linotype"/>
@@ -222,7 +241,16 @@
           <w:sz w:val="24"/>
           <w:szCs w:val="24"/>
         </w:rPr>
-        <w:t>defendant.first_name</w:t>
+        <w:t>defendant</w:t>
+      </w:r>
+      <w:proofErr w:type="gramEnd"/>
+      <w:r>
+        <w:rPr>
+          <w:rFonts w:ascii="Palatino Linotype" w:hAnsi="Palatino Linotype"/>
+          <w:sz w:val="24"/>
+          <w:szCs w:val="24"/>
+        </w:rPr>
+        <w:t>.first_name</w:t>
       </w:r>
       <w:proofErr w:type="spellEnd"/>
       <w:r>
@@ -352,6 +380,7 @@
         </w:rPr>
         <w:tab/>
       </w:r>
+      <w:proofErr w:type="gramStart"/>
       <w:r>
         <w:rPr>
           <w:rFonts w:ascii="Palatino Linotype" w:hAnsi="Palatino Linotype"/>
@@ -371,7 +400,18 @@
           <w:sz w:val="24"/>
           <w:szCs w:val="24"/>
         </w:rPr>
-        <w:t>assigned_judge</w:t>
+        <w:t>assigned</w:t>
+      </w:r>
+      <w:proofErr w:type="gramEnd"/>
+      <w:r>
+        <w:rPr>
+          <w:rFonts w:ascii="Palatino Linotype" w:hAnsi="Palatino Linotype"/>
+          <w:b/>
+          <w:bCs/>
+          <w:sz w:val="24"/>
+          <w:szCs w:val="24"/>
+        </w:rPr>
+        <w:t>_judge</w:t>
       </w:r>
       <w:proofErr w:type="spellEnd"/>
       <w:r>
@@ -958,6 +998,7 @@
         <w:t xml:space="preserve"> {% if </w:t>
       </w:r>
       <w:proofErr w:type="spellStart"/>
+      <w:proofErr w:type="gramStart"/>
       <w:r>
         <w:rPr>
           <w:rFonts w:ascii="Palatino Linotype" w:hAnsi="Palatino Linotype"/>
@@ -983,6 +1024,7 @@
         <w:t>type</w:t>
       </w:r>
       <w:proofErr w:type="spellEnd"/>
+      <w:proofErr w:type="gramEnd"/>
       <w:r>
         <w:rPr>
           <w:rFonts w:ascii="Palatino Linotype" w:hAnsi="Palatino Linotype"/>
@@ -1102,6 +1144,7 @@
         </w:rPr>
         <w:tab/>
       </w:r>
+      <w:proofErr w:type="gramStart"/>
       <w:r>
         <w:rPr>
           <w:rFonts w:ascii="Vladimir Script" w:hAnsi="Vladimir Script"/>
@@ -1119,9 +1162,9 @@
           <w:szCs w:val="32"/>
           <w:u w:val="single"/>
         </w:rPr>
-        <w:t>judicial_officer.first_name</w:t>
-      </w:r>
-      <w:proofErr w:type="spellEnd"/>
+        <w:t>judicial</w:t>
+      </w:r>
+      <w:proofErr w:type="gramEnd"/>
       <w:r>
         <w:rPr>
           <w:rFonts w:ascii="Vladimir Script" w:hAnsi="Vladimir Script"/>
@@ -1129,9 +1172,9 @@
           <w:szCs w:val="32"/>
           <w:u w:val="single"/>
         </w:rPr>
-        <w:t xml:space="preserve"> }} {{ </w:t>
-      </w:r>
-      <w:proofErr w:type="spellStart"/>
+        <w:t>_officer.first_name</w:t>
+      </w:r>
+      <w:proofErr w:type="spellEnd"/>
       <w:r>
         <w:rPr>
           <w:rFonts w:ascii="Vladimir Script" w:hAnsi="Vladimir Script"/>
@@ -1139,9 +1182,9 @@
           <w:szCs w:val="32"/>
           <w:u w:val="single"/>
         </w:rPr>
-        <w:t>judicial_officer.last_name</w:t>
-      </w:r>
-      <w:proofErr w:type="spellEnd"/>
+        <w:t xml:space="preserve"> }} {{ </w:t>
+      </w:r>
+      <w:proofErr w:type="spellStart"/>
       <w:r>
         <w:rPr>
           <w:rFonts w:ascii="Vladimir Script" w:hAnsi="Vladimir Script"/>
@@ -1149,8 +1192,9 @@
           <w:szCs w:val="32"/>
           <w:u w:val="single"/>
         </w:rPr>
-        <w:t xml:space="preserve"> }}</w:t>
-      </w:r>
+        <w:t>judicial_officer.last_name</w:t>
+      </w:r>
+      <w:proofErr w:type="spellEnd"/>
       <w:r>
         <w:rPr>
           <w:rFonts w:ascii="Vladimir Script" w:hAnsi="Vladimir Script"/>
@@ -1158,7 +1202,7 @@
           <w:szCs w:val="32"/>
           <w:u w:val="single"/>
         </w:rPr>
-        <w:t xml:space="preserve"> </w:t>
+        <w:t xml:space="preserve"> }}</w:t>
       </w:r>
       <w:r>
         <w:rPr>
@@ -1167,7 +1211,7 @@
           <w:szCs w:val="32"/>
           <w:u w:val="single"/>
         </w:rPr>
-        <w:tab/>
+        <w:t xml:space="preserve"> </w:t>
       </w:r>
       <w:r>
         <w:rPr>
@@ -1205,6 +1249,15 @@
         </w:rPr>
         <w:tab/>
       </w:r>
+      <w:r>
+        <w:rPr>
+          <w:rFonts w:ascii="Vladimir Script" w:hAnsi="Vladimir Script"/>
+          <w:sz w:val="32"/>
+          <w:szCs w:val="32"/>
+          <w:u w:val="single"/>
+        </w:rPr>
+        <w:tab/>
+      </w:r>
     </w:p>
     <w:p>
       <w:pPr>
@@ -1250,6 +1303,7 @@
         </w:rPr>
         <w:tab/>
       </w:r>
+      <w:proofErr w:type="gramStart"/>
       <w:r>
         <w:rPr>
           <w:rFonts w:ascii="Palatino Linotype" w:hAnsi="Palatino Linotype"/>
@@ -1265,7 +1319,16 @@
           <w:sz w:val="24"/>
           <w:szCs w:val="24"/>
         </w:rPr>
-        <w:t>judicial_officer.first_name</w:t>
+        <w:t>judicial</w:t>
+      </w:r>
+      <w:proofErr w:type="gramEnd"/>
+      <w:r>
+        <w:rPr>
+          <w:rFonts w:ascii="Palatino Linotype" w:hAnsi="Palatino Linotype"/>
+          <w:sz w:val="24"/>
+          <w:szCs w:val="24"/>
+        </w:rPr>
+        <w:t>_officer.first_name</w:t>
       </w:r>
       <w:proofErr w:type="spellEnd"/>
       <w:r>
@@ -1356,17 +1419,37 @@
           <w:sz w:val="24"/>
           <w:szCs w:val="24"/>
         </w:rPr>
-        <w:t xml:space="preserve"> is true %}</w:t>
-      </w:r>
-      <w:r>
-        <w:rPr>
-          <w:rFonts w:ascii="Palatino Linotype" w:hAnsi="Palatino Linotype"/>
-          <w:b/>
-          <w:bCs/>
-          <w:sz w:val="24"/>
-          <w:szCs w:val="24"/>
-        </w:rPr>
-        <w:t xml:space="preserve">Date of the Hearing </w:t>
+        <w:t xml:space="preserve"> is true </w:t>
+      </w:r>
+      <w:proofErr w:type="gramStart"/>
+      <w:r>
+        <w:rPr>
+          <w:rFonts w:ascii="Palatino Linotype" w:hAnsi="Palatino Linotype"/>
+          <w:sz w:val="24"/>
+          <w:szCs w:val="24"/>
+        </w:rPr>
+        <w:t>%}</w:t>
+      </w:r>
+      <w:r>
+        <w:rPr>
+          <w:rFonts w:ascii="Palatino Linotype" w:hAnsi="Palatino Linotype"/>
+          <w:b/>
+          <w:bCs/>
+          <w:sz w:val="24"/>
+          <w:szCs w:val="24"/>
+        </w:rPr>
+        <w:t>Date</w:t>
+      </w:r>
+      <w:proofErr w:type="gramEnd"/>
+      <w:r>
+        <w:rPr>
+          <w:rFonts w:ascii="Palatino Linotype" w:hAnsi="Palatino Linotype"/>
+          <w:b/>
+          <w:bCs/>
+          <w:sz w:val="24"/>
+          <w:szCs w:val="24"/>
+        </w:rPr>
+        <w:t xml:space="preserve"> of the Hearing </w:t>
       </w:r>
       <w:r>
         <w:rPr>
@@ -1438,17 +1521,37 @@
           <w:sz w:val="24"/>
           <w:szCs w:val="24"/>
         </w:rPr>
-        <w:t xml:space="preserve"> is true %}</w:t>
-      </w:r>
-      <w:r>
-        <w:rPr>
-          <w:rFonts w:ascii="Palatino Linotype" w:hAnsi="Palatino Linotype"/>
-          <w:b/>
-          <w:bCs/>
-          <w:sz w:val="24"/>
-          <w:szCs w:val="24"/>
-        </w:rPr>
-        <w:t xml:space="preserve">Interpreter Required: </w:t>
+        <w:t xml:space="preserve"> is true </w:t>
+      </w:r>
+      <w:proofErr w:type="gramStart"/>
+      <w:r>
+        <w:rPr>
+          <w:rFonts w:ascii="Palatino Linotype" w:hAnsi="Palatino Linotype"/>
+          <w:sz w:val="24"/>
+          <w:szCs w:val="24"/>
+        </w:rPr>
+        <w:t>%}</w:t>
+      </w:r>
+      <w:r>
+        <w:rPr>
+          <w:rFonts w:ascii="Palatino Linotype" w:hAnsi="Palatino Linotype"/>
+          <w:b/>
+          <w:bCs/>
+          <w:sz w:val="24"/>
+          <w:szCs w:val="24"/>
+        </w:rPr>
+        <w:t>Interpreter</w:t>
+      </w:r>
+      <w:proofErr w:type="gramEnd"/>
+      <w:r>
+        <w:rPr>
+          <w:rFonts w:ascii="Palatino Linotype" w:hAnsi="Palatino Linotype"/>
+          <w:b/>
+          <w:bCs/>
+          <w:sz w:val="24"/>
+          <w:szCs w:val="24"/>
+        </w:rPr>
+        <w:t xml:space="preserve"> Required: </w:t>
       </w:r>
       <w:r>
         <w:rPr>
@@ -1478,12 +1581,8 @@
       </w:r>
     </w:p>
     <w:sectPr>
-      <w:headerReference w:type="even" r:id="rId8"/>
-      <w:headerReference w:type="default" r:id="rId9"/>
-      <w:footerReference w:type="even" r:id="rId10"/>
-      <w:footerReference w:type="default" r:id="rId11"/>
-      <w:headerReference w:type="first" r:id="rId12"/>
-      <w:footerReference w:type="first" r:id="rId13"/>
+      <w:headerReference w:type="first" r:id="rId8"/>
+      <w:footerReference w:type="first" r:id="rId9"/>
       <w:type w:val="continuous"/>
       <w:pgSz w:w="12240" w:h="15840" w:code="1"/>
       <w:pgMar w:top="1440" w:right="1440" w:bottom="1440" w:left="1440" w:header="720" w:footer="0" w:gutter="0"/>
@@ -1518,26 +1617,6 @@
 <w:ftr xmlns:wpc="http://schemas.microsoft.com/office/word/2010/wordprocessingCanvas" xmlns:cx="http://schemas.microsoft.com/office/drawing/2014/chartex" xmlns:cx1="http://schemas.microsoft.com/office/drawing/2015/9/8/chartex" xmlns:cx2="http://schemas.microsoft.com/office/drawing/2015/10/21/chartex" xmlns:cx3="http://schemas.microsoft.com/office/drawing/2016/5/9/chartex" xmlns:cx4="http://schemas.microsoft.com/office/drawing/2016/5/10/chartex" xmlns:cx5="http://schemas.microsoft.com/office/drawing/2016/5/11/chartex" xmlns:cx6="http://schemas.microsoft.com/office/drawing/2016/5/12/chartex" xmlns:cx7="http://schemas.microsoft.com/office/drawing/2016/5/13/chartex" xmlns:cx8="http://schemas.microsoft.com/office/drawing/2016/5/14/chartex" xmlns:mc="http://schemas.openxmlformats.org/markup-compatibility/2006" xmlns:aink="http://schemas.microsoft.com/office/drawing/2016/ink" xmlns:am3d="http://schemas.microsoft.com/office/drawing/2017/model3d" xmlns:o="urn:schemas-microsoft-com:office:office" xmlns:oel="http://schemas.microsoft.com/office/2019/extlst" xmlns:r="http://schemas.openxmlformats.org/officeDocument/2006/relationships" xmlns:m="http://schemas.openxmlformats.org/officeDocument/2006/math" xmlns:v="urn:schemas-microsoft-com:vml" xmlns:wp14="http://schemas.microsoft.com/office/word/2010/wordprocessingDrawing" xmlns:wp="http://schemas.openxmlformats.org/drawingml/2006/wordprocessingDrawing" xmlns:w10="urn:schemas-microsoft-com:office:word" xmlns:w="http://schemas.openxmlformats.org/wordprocessingml/2006/main" xmlns:w14="http://schemas.microsoft.com/office/word/2010/wordml" xmlns:w15="http://schemas.microsoft.com/office/word/2012/wordml" xmlns:w16cex="http://schemas.microsoft.com/office/word/2018/wordml/cex" xmlns:w16cid="http://schemas.microsoft.com/office/word/2016/wordml/cid" xmlns:w16="http://schemas.microsoft.com/office/word/2018/wordml" xmlns:w16sdtdh="http://schemas.microsoft.com/office/word/2020/wordml/sdtdatahash" xmlns:w16se="http://schemas.microsoft.com/office/word/2015/wordml/symex" xmlns:wpg="http://schemas.microsoft.com/office/word/2010/wordprocessingGroup" xmlns:wpi="http://schemas.microsoft.com/office/word/2010/wordprocessingInk" xmlns:wne="http://schemas.microsoft.com/office/word/2006/wordml" xmlns:wps="http://schemas.microsoft.com/office/word/2010/wordprocessingShape" mc:Ignorable="w14 w15 w16se w16cid w16 w16cex w16sdtdh wp14">
   <w:p>
     <w:pPr>
-      <w:pStyle w:val="Footer"/>
-    </w:pPr>
-  </w:p>
-</w:ftr>
-</file>
-
-<file path=word/footer2.xml><?xml version="1.0" encoding="utf-8"?>
-<w:ftr xmlns:wpc="http://schemas.microsoft.com/office/word/2010/wordprocessingCanvas" xmlns:cx="http://schemas.microsoft.com/office/drawing/2014/chartex" xmlns:cx1="http://schemas.microsoft.com/office/drawing/2015/9/8/chartex" xmlns:cx2="http://schemas.microsoft.com/office/drawing/2015/10/21/chartex" xmlns:cx3="http://schemas.microsoft.com/office/drawing/2016/5/9/chartex" xmlns:cx4="http://schemas.microsoft.com/office/drawing/2016/5/10/chartex" xmlns:cx5="http://schemas.microsoft.com/office/drawing/2016/5/11/chartex" xmlns:cx6="http://schemas.microsoft.com/office/drawing/2016/5/12/chartex" xmlns:cx7="http://schemas.microsoft.com/office/drawing/2016/5/13/chartex" xmlns:cx8="http://schemas.microsoft.com/office/drawing/2016/5/14/chartex" xmlns:mc="http://schemas.openxmlformats.org/markup-compatibility/2006" xmlns:aink="http://schemas.microsoft.com/office/drawing/2016/ink" xmlns:am3d="http://schemas.microsoft.com/office/drawing/2017/model3d" xmlns:o="urn:schemas-microsoft-com:office:office" xmlns:oel="http://schemas.microsoft.com/office/2019/extlst" xmlns:r="http://schemas.openxmlformats.org/officeDocument/2006/relationships" xmlns:m="http://schemas.openxmlformats.org/officeDocument/2006/math" xmlns:v="urn:schemas-microsoft-com:vml" xmlns:wp14="http://schemas.microsoft.com/office/word/2010/wordprocessingDrawing" xmlns:wp="http://schemas.openxmlformats.org/drawingml/2006/wordprocessingDrawing" xmlns:w10="urn:schemas-microsoft-com:office:word" xmlns:w="http://schemas.openxmlformats.org/wordprocessingml/2006/main" xmlns:w14="http://schemas.microsoft.com/office/word/2010/wordml" xmlns:w15="http://schemas.microsoft.com/office/word/2012/wordml" xmlns:w16cex="http://schemas.microsoft.com/office/word/2018/wordml/cex" xmlns:w16cid="http://schemas.microsoft.com/office/word/2016/wordml/cid" xmlns:w16="http://schemas.microsoft.com/office/word/2018/wordml" xmlns:w16sdtdh="http://schemas.microsoft.com/office/word/2020/wordml/sdtdatahash" xmlns:w16se="http://schemas.microsoft.com/office/word/2015/wordml/symex" xmlns:wpg="http://schemas.microsoft.com/office/word/2010/wordprocessingGroup" xmlns:wpi="http://schemas.microsoft.com/office/word/2010/wordprocessingInk" xmlns:wne="http://schemas.microsoft.com/office/word/2006/wordml" xmlns:wps="http://schemas.microsoft.com/office/word/2010/wordprocessingShape" mc:Ignorable="w14 w15 w16se w16cid w16 w16cex w16sdtdh wp14">
-  <w:p>
-    <w:pPr>
-      <w:pStyle w:val="Footer"/>
-    </w:pPr>
-  </w:p>
-</w:ftr>
-</file>
-
-<file path=word/footer3.xml><?xml version="1.0" encoding="utf-8"?>
-<w:ftr xmlns:wpc="http://schemas.microsoft.com/office/word/2010/wordprocessingCanvas" xmlns:cx="http://schemas.microsoft.com/office/drawing/2014/chartex" xmlns:cx1="http://schemas.microsoft.com/office/drawing/2015/9/8/chartex" xmlns:cx2="http://schemas.microsoft.com/office/drawing/2015/10/21/chartex" xmlns:cx3="http://schemas.microsoft.com/office/drawing/2016/5/9/chartex" xmlns:cx4="http://schemas.microsoft.com/office/drawing/2016/5/10/chartex" xmlns:cx5="http://schemas.microsoft.com/office/drawing/2016/5/11/chartex" xmlns:cx6="http://schemas.microsoft.com/office/drawing/2016/5/12/chartex" xmlns:cx7="http://schemas.microsoft.com/office/drawing/2016/5/13/chartex" xmlns:cx8="http://schemas.microsoft.com/office/drawing/2016/5/14/chartex" xmlns:mc="http://schemas.openxmlformats.org/markup-compatibility/2006" xmlns:aink="http://schemas.microsoft.com/office/drawing/2016/ink" xmlns:am3d="http://schemas.microsoft.com/office/drawing/2017/model3d" xmlns:o="urn:schemas-microsoft-com:office:office" xmlns:oel="http://schemas.microsoft.com/office/2019/extlst" xmlns:r="http://schemas.openxmlformats.org/officeDocument/2006/relationships" xmlns:m="http://schemas.openxmlformats.org/officeDocument/2006/math" xmlns:v="urn:schemas-microsoft-com:vml" xmlns:wp14="http://schemas.microsoft.com/office/word/2010/wordprocessingDrawing" xmlns:wp="http://schemas.openxmlformats.org/drawingml/2006/wordprocessingDrawing" xmlns:w10="urn:schemas-microsoft-com:office:word" xmlns:w="http://schemas.openxmlformats.org/wordprocessingml/2006/main" xmlns:w14="http://schemas.microsoft.com/office/word/2010/wordml" xmlns:w15="http://schemas.microsoft.com/office/word/2012/wordml" xmlns:w16cex="http://schemas.microsoft.com/office/word/2018/wordml/cex" xmlns:w16cid="http://schemas.microsoft.com/office/word/2016/wordml/cid" xmlns:w16="http://schemas.microsoft.com/office/word/2018/wordml" xmlns:w16sdtdh="http://schemas.microsoft.com/office/word/2020/wordml/sdtdatahash" xmlns:w16se="http://schemas.microsoft.com/office/word/2015/wordml/symex" xmlns:wpg="http://schemas.microsoft.com/office/word/2010/wordprocessingGroup" xmlns:wpi="http://schemas.microsoft.com/office/word/2010/wordprocessingInk" xmlns:wne="http://schemas.microsoft.com/office/word/2006/wordml" xmlns:wps="http://schemas.microsoft.com/office/word/2010/wordprocessingShape" mc:Ignorable="w14 w15 w16se w16cid w16 w16cex w16sdtdh wp14">
-  <w:p>
-    <w:pPr>
       <w:tabs>
         <w:tab w:val="left" w:pos="-1080"/>
         <w:tab w:val="left" w:pos="-720"/>
@@ -1591,34 +1670,34 @@
         <w:sz w:val="16"/>
         <w:szCs w:val="16"/>
       </w:rPr>
-      <w:t xml:space="preserve">Prosecutor’s Office: PS    OM     EM; Defendant’s Attorney/Public Defender’s Office: PS     OM     EM; {{ </w:t>
-    </w:r>
-    <w:proofErr w:type="spellStart"/>
+      <w:t xml:space="preserve">Prosecutor’s Office: PS    OM     EM; Defendant’s Attorney/Public Defender’s Office: PS     OM     EM; </w:t>
+    </w:r>
+    <w:proofErr w:type="gramStart"/>
     <w:r>
       <w:rPr>
         <w:rFonts w:ascii="Palatino Linotype" w:hAnsi="Palatino Linotype"/>
         <w:sz w:val="16"/>
         <w:szCs w:val="16"/>
       </w:rPr>
-      <w:t>defendant.first_name</w:t>
-    </w:r>
-    <w:proofErr w:type="spellEnd"/>
+      <w:t xml:space="preserve">{{ </w:t>
+    </w:r>
+    <w:proofErr w:type="spellStart"/>
     <w:r>
       <w:rPr>
         <w:rFonts w:ascii="Palatino Linotype" w:hAnsi="Palatino Linotype"/>
         <w:sz w:val="16"/>
         <w:szCs w:val="16"/>
       </w:rPr>
-      <w:t xml:space="preserve"> }} {{ </w:t>
-    </w:r>
-    <w:proofErr w:type="spellStart"/>
+      <w:t>defendant</w:t>
+    </w:r>
+    <w:proofErr w:type="gramEnd"/>
     <w:r>
       <w:rPr>
         <w:rFonts w:ascii="Palatino Linotype" w:hAnsi="Palatino Linotype"/>
         <w:sz w:val="16"/>
         <w:szCs w:val="16"/>
       </w:rPr>
-      <w:t>defendant.last_name</w:t>
+      <w:t>.first_name</w:t>
     </w:r>
     <w:proofErr w:type="spellEnd"/>
     <w:r>
@@ -1627,16 +1706,121 @@
         <w:sz w:val="16"/>
         <w:szCs w:val="16"/>
       </w:rPr>
-      <w:t>}}: PS     OM     EM; Community Control: PS    EM; County Jail: PS   EM;</w:t>
-    </w:r>
+      <w:t xml:space="preserve"> }} {{ </w:t>
+    </w:r>
+    <w:proofErr w:type="spellStart"/>
     <w:r>
       <w:rPr>
         <w:rFonts w:ascii="Palatino Linotype" w:hAnsi="Palatino Linotype"/>
         <w:sz w:val="16"/>
         <w:szCs w:val="16"/>
       </w:rPr>
+      <w:t>defendant.last_name</w:t>
+    </w:r>
+    <w:proofErr w:type="spellEnd"/>
+    <w:r>
+      <w:rPr>
+        <w:rFonts w:ascii="Palatino Linotype" w:hAnsi="Palatino Linotype"/>
+        <w:sz w:val="16"/>
+        <w:szCs w:val="16"/>
+      </w:rPr>
+      <w:t>}}: PS     OM     EM; Community Control: PS    EM; County Jail: PS   EM;</w:t>
+    </w:r>
+    <w:r>
+      <w:rPr>
+        <w:rFonts w:ascii="Palatino Linotype" w:hAnsi="Palatino Linotype"/>
+        <w:sz w:val="16"/>
+        <w:szCs w:val="16"/>
+      </w:rPr>
       <w:t xml:space="preserve"> Victim’s Attorney (if applicable): PS   OS   EM</w:t>
     </w:r>
+    <w:r>
+      <w:rPr>
+        <w:rFonts w:ascii="Palatino Linotype" w:hAnsi="Palatino Linotype"/>
+        <w:sz w:val="16"/>
+        <w:szCs w:val="16"/>
+      </w:rPr>
+      <w:t xml:space="preserve">; </w:t>
+    </w:r>
+    <w:r>
+      <w:rPr>
+        <w:rFonts w:ascii="Palatino Linotype" w:hAnsi="Palatino Linotype"/>
+        <w:sz w:val="16"/>
+        <w:szCs w:val="16"/>
+      </w:rPr>
+      <w:t>Surety</w:t>
+    </w:r>
+    <w:r>
+      <w:rPr>
+        <w:rFonts w:ascii="Palatino Linotype" w:hAnsi="Palatino Linotype"/>
+        <w:sz w:val="16"/>
+        <w:szCs w:val="16"/>
+      </w:rPr>
+      <w:t xml:space="preserve"> (if applicable)</w:t>
+    </w:r>
+    <w:r>
+      <w:rPr>
+        <w:rFonts w:ascii="Palatino Linotype" w:hAnsi="Palatino Linotype"/>
+        <w:sz w:val="16"/>
+        <w:szCs w:val="16"/>
+      </w:rPr>
+      <w:t>: OM</w:t>
+    </w:r>
+    <w:r>
+      <w:rPr>
+        <w:rFonts w:ascii="Palatino Linotype" w:hAnsi="Palatino Linotype"/>
+        <w:sz w:val="16"/>
+        <w:szCs w:val="16"/>
+      </w:rPr>
+      <w:tab/>
+      <w:t>PS; Surety Insurance Company</w:t>
+    </w:r>
+    <w:r>
+      <w:rPr>
+        <w:rFonts w:ascii="Palatino Linotype" w:hAnsi="Palatino Linotype"/>
+        <w:sz w:val="16"/>
+        <w:szCs w:val="16"/>
+      </w:rPr>
+      <w:t xml:space="preserve"> (if applicable) </w:t>
+    </w:r>
+    <w:r>
+      <w:rPr>
+        <w:rFonts w:ascii="Palatino Linotype" w:hAnsi="Palatino Linotype"/>
+        <w:sz w:val="16"/>
+        <w:szCs w:val="16"/>
+      </w:rPr>
+      <w:t>: OM</w:t>
+    </w:r>
+    <w:r>
+      <w:rPr>
+        <w:rFonts w:ascii="Palatino Linotype" w:hAnsi="Palatino Linotype"/>
+        <w:sz w:val="16"/>
+        <w:szCs w:val="16"/>
+      </w:rPr>
+      <w:tab/>
+      <w:t>PS;</w:t>
+    </w:r>
+  </w:p>
+  <w:p>
+    <w:pPr>
+      <w:tabs>
+        <w:tab w:val="left" w:pos="-1080"/>
+        <w:tab w:val="left" w:pos="-720"/>
+        <w:tab w:val="left" w:pos="0"/>
+        <w:tab w:val="left" w:pos="720"/>
+        <w:tab w:val="left" w:pos="1440"/>
+        <w:tab w:val="left" w:pos="2160"/>
+        <w:tab w:val="left" w:pos="2880"/>
+        <w:tab w:val="left" w:pos="3600"/>
+        <w:tab w:val="left" w:pos="4320"/>
+        <w:tab w:val="left" w:pos="4680"/>
+      </w:tabs>
+      <w:rPr>
+        <w:rFonts w:ascii="Palatino Linotype" w:hAnsi="Palatino Linotype"/>
+        <w:sz w:val="16"/>
+        <w:szCs w:val="16"/>
+      </w:rPr>
+    </w:pPr>
   </w:p>
   <w:p>
     <w:pPr>
@@ -1760,14 +1944,28 @@
       <w:rPr>
         <w:rFonts w:ascii="Palatino Linotype" w:hAnsi="Palatino Linotype"/>
       </w:rPr>
-      <w:t xml:space="preserve"> {{ </w:t>
+      <w:t xml:space="preserve"> </w:t>
+    </w:r>
+    <w:proofErr w:type="gramStart"/>
+    <w:r>
+      <w:rPr>
+        <w:rFonts w:ascii="Palatino Linotype" w:hAnsi="Palatino Linotype"/>
+      </w:rPr>
+      <w:t xml:space="preserve">{{ </w:t>
     </w:r>
     <w:proofErr w:type="spellStart"/>
     <w:r>
       <w:rPr>
         <w:rFonts w:ascii="Palatino Linotype" w:hAnsi="Palatino Linotype"/>
       </w:rPr>
-      <w:t>case_number</w:t>
+      <w:t>case</w:t>
+    </w:r>
+    <w:proofErr w:type="gramEnd"/>
+    <w:r>
+      <w:rPr>
+        <w:rFonts w:ascii="Palatino Linotype" w:hAnsi="Palatino Linotype"/>
+      </w:rPr>
+      <w:t>_number</w:t>
     </w:r>
     <w:proofErr w:type="spellEnd"/>
     <w:r>
@@ -1831,26 +2029,6 @@
 </file>
 
 <file path=word/header1.xml><?xml version="1.0" encoding="utf-8"?>
-<w:hdr xmlns:wpc="http://schemas.microsoft.com/office/word/2010/wordprocessingCanvas" xmlns:cx="http://schemas.microsoft.com/office/drawing/2014/chartex" xmlns:cx1="http://schemas.microsoft.com/office/drawing/2015/9/8/chartex" xmlns:cx2="http://schemas.microsoft.com/office/drawing/2015/10/21/chartex" xmlns:cx3="http://schemas.microsoft.com/office/drawing/2016/5/9/chartex" xmlns:cx4="http://schemas.microsoft.com/office/drawing/2016/5/10/chartex" xmlns:cx5="http://schemas.microsoft.com/office/drawing/2016/5/11/chartex" xmlns:cx6="http://schemas.microsoft.com/office/drawing/2016/5/12/chartex" xmlns:cx7="http://schemas.microsoft.com/office/drawing/2016/5/13/chartex" xmlns:cx8="http://schemas.microsoft.com/office/drawing/2016/5/14/chartex" xmlns:mc="http://schemas.openxmlformats.org/markup-compatibility/2006" xmlns:aink="http://schemas.microsoft.com/office/drawing/2016/ink" xmlns:am3d="http://schemas.microsoft.com/office/drawing/2017/model3d" xmlns:o="urn:schemas-microsoft-com:office:office" xmlns:oel="http://schemas.microsoft.com/office/2019/extlst" xmlns:r="http://schemas.openxmlformats.org/officeDocument/2006/relationships" xmlns:m="http://schemas.openxmlformats.org/officeDocument/2006/math" xmlns:v="urn:schemas-microsoft-com:vml" xmlns:wp14="http://schemas.microsoft.com/office/word/2010/wordprocessingDrawing" xmlns:wp="http://schemas.openxmlformats.org/drawingml/2006/wordprocessingDrawing" xmlns:w10="urn:schemas-microsoft-com:office:word" xmlns:w="http://schemas.openxmlformats.org/wordprocessingml/2006/main" xmlns:w14="http://schemas.microsoft.com/office/word/2010/wordml" xmlns:w15="http://schemas.microsoft.com/office/word/2012/wordml" xmlns:w16cex="http://schemas.microsoft.com/office/word/2018/wordml/cex" xmlns:w16cid="http://schemas.microsoft.com/office/word/2016/wordml/cid" xmlns:w16="http://schemas.microsoft.com/office/word/2018/wordml" xmlns:w16sdtdh="http://schemas.microsoft.com/office/word/2020/wordml/sdtdatahash" xmlns:w16se="http://schemas.microsoft.com/office/word/2015/wordml/symex" xmlns:wpg="http://schemas.microsoft.com/office/word/2010/wordprocessingGroup" xmlns:wpi="http://schemas.microsoft.com/office/word/2010/wordprocessingInk" xmlns:wne="http://schemas.microsoft.com/office/word/2006/wordml" xmlns:wps="http://schemas.microsoft.com/office/word/2010/wordprocessingShape" mc:Ignorable="w14 w15 w16se w16cid w16 w16cex w16sdtdh wp14">
-  <w:p>
-    <w:pPr>
-      <w:pStyle w:val="Header"/>
-    </w:pPr>
-  </w:p>
-</w:hdr>
-</file>
-
-<file path=word/header2.xml><?xml version="1.0" encoding="utf-8"?>
-<w:hdr xmlns:wpc="http://schemas.microsoft.com/office/word/2010/wordprocessingCanvas" xmlns:cx="http://schemas.microsoft.com/office/drawing/2014/chartex" xmlns:cx1="http://schemas.microsoft.com/office/drawing/2015/9/8/chartex" xmlns:cx2="http://schemas.microsoft.com/office/drawing/2015/10/21/chartex" xmlns:cx3="http://schemas.microsoft.com/office/drawing/2016/5/9/chartex" xmlns:cx4="http://schemas.microsoft.com/office/drawing/2016/5/10/chartex" xmlns:cx5="http://schemas.microsoft.com/office/drawing/2016/5/11/chartex" xmlns:cx6="http://schemas.microsoft.com/office/drawing/2016/5/12/chartex" xmlns:cx7="http://schemas.microsoft.com/office/drawing/2016/5/13/chartex" xmlns:cx8="http://schemas.microsoft.com/office/drawing/2016/5/14/chartex" xmlns:mc="http://schemas.openxmlformats.org/markup-compatibility/2006" xmlns:aink="http://schemas.microsoft.com/office/drawing/2016/ink" xmlns:am3d="http://schemas.microsoft.com/office/drawing/2017/model3d" xmlns:o="urn:schemas-microsoft-com:office:office" xmlns:oel="http://schemas.microsoft.com/office/2019/extlst" xmlns:r="http://schemas.openxmlformats.org/officeDocument/2006/relationships" xmlns:m="http://schemas.openxmlformats.org/officeDocument/2006/math" xmlns:v="urn:schemas-microsoft-com:vml" xmlns:wp14="http://schemas.microsoft.com/office/word/2010/wordprocessingDrawing" xmlns:wp="http://schemas.openxmlformats.org/drawingml/2006/wordprocessingDrawing" xmlns:w10="urn:schemas-microsoft-com:office:word" xmlns:w="http://schemas.openxmlformats.org/wordprocessingml/2006/main" xmlns:w14="http://schemas.microsoft.com/office/word/2010/wordml" xmlns:w15="http://schemas.microsoft.com/office/word/2012/wordml" xmlns:w16cex="http://schemas.microsoft.com/office/word/2018/wordml/cex" xmlns:w16cid="http://schemas.microsoft.com/office/word/2016/wordml/cid" xmlns:w16="http://schemas.microsoft.com/office/word/2018/wordml" xmlns:w16sdtdh="http://schemas.microsoft.com/office/word/2020/wordml/sdtdatahash" xmlns:w16se="http://schemas.microsoft.com/office/word/2015/wordml/symex" xmlns:wpg="http://schemas.microsoft.com/office/word/2010/wordprocessingGroup" xmlns:wpi="http://schemas.microsoft.com/office/word/2010/wordprocessingInk" xmlns:wne="http://schemas.microsoft.com/office/word/2006/wordml" xmlns:wps="http://schemas.microsoft.com/office/word/2010/wordprocessingShape" mc:Ignorable="w14 w15 w16se w16cid w16 w16cex w16sdtdh wp14">
-  <w:p>
-    <w:pPr>
-      <w:pStyle w:val="Header"/>
-    </w:pPr>
-  </w:p>
-</w:hdr>
-</file>
-
-<file path=word/header3.xml><?xml version="1.0" encoding="utf-8"?>
 <w:hdr xmlns:wpc="http://schemas.microsoft.com/office/word/2010/wordprocessingCanvas" xmlns:cx="http://schemas.microsoft.com/office/drawing/2014/chartex" xmlns:cx1="http://schemas.microsoft.com/office/drawing/2015/9/8/chartex" xmlns:cx2="http://schemas.microsoft.com/office/drawing/2015/10/21/chartex" xmlns:cx3="http://schemas.microsoft.com/office/drawing/2016/5/9/chartex" xmlns:cx4="http://schemas.microsoft.com/office/drawing/2016/5/10/chartex" xmlns:cx5="http://schemas.microsoft.com/office/drawing/2016/5/11/chartex" xmlns:cx6="http://schemas.microsoft.com/office/drawing/2016/5/12/chartex" xmlns:cx7="http://schemas.microsoft.com/office/drawing/2016/5/13/chartex" xmlns:cx8="http://schemas.microsoft.com/office/drawing/2016/5/14/chartex" xmlns:mc="http://schemas.openxmlformats.org/markup-compatibility/2006" xmlns:aink="http://schemas.microsoft.com/office/drawing/2016/ink" xmlns:am3d="http://schemas.microsoft.com/office/drawing/2017/model3d" xmlns:o="urn:schemas-microsoft-com:office:office" xmlns:oel="http://schemas.microsoft.com/office/2019/extlst" xmlns:r="http://schemas.openxmlformats.org/officeDocument/2006/relationships" xmlns:m="http://schemas.openxmlformats.org/officeDocument/2006/math" xmlns:v="urn:schemas-microsoft-com:vml" xmlns:wp14="http://schemas.microsoft.com/office/word/2010/wordprocessingDrawing" xmlns:wp="http://schemas.openxmlformats.org/drawingml/2006/wordprocessingDrawing" xmlns:w10="urn:schemas-microsoft-com:office:word" xmlns:w="http://schemas.openxmlformats.org/wordprocessingml/2006/main" xmlns:w14="http://schemas.microsoft.com/office/word/2010/wordml" xmlns:w15="http://schemas.microsoft.com/office/word/2012/wordml" xmlns:w16cex="http://schemas.microsoft.com/office/word/2018/wordml/cex" xmlns:w16cid="http://schemas.microsoft.com/office/word/2016/wordml/cid" xmlns:w16="http://schemas.microsoft.com/office/word/2018/wordml" xmlns:w16sdtdh="http://schemas.microsoft.com/office/word/2020/wordml/sdtdatahash" xmlns:w16se="http://schemas.microsoft.com/office/word/2015/wordml/symex" xmlns:wpg="http://schemas.microsoft.com/office/word/2010/wordprocessingGroup" xmlns:wpi="http://schemas.microsoft.com/office/word/2010/wordprocessingInk" xmlns:wne="http://schemas.microsoft.com/office/word/2006/wordml" xmlns:wps="http://schemas.microsoft.com/office/word/2010/wordprocessingShape" mc:Ignorable="w14 w15 w16se w16cid w16 w16cex w16sdtdh wp14">
   <w:p>
     <w:pPr>
